--- a/templates/act_template.docx
+++ b/templates/act_template.docx
@@ -190,45 +190,7 @@
           <w:szCs w:val="20"/>
           <w:lang w:val="ru-RU"/>
         </w:rPr>
-        <w:t xml:space="preserve">Гражданин(ка) Российской Федерации {{ПОКУПАТЕЛЬ_ФИО}}, {{ПОКУПАТЕЛЬ_ДАТА_РОЖДЕНИЯ}} г.р., паспорт: серия {{ПАСПОРТ_СЕРИЯ}} № {{ПАСПОРТ_НОМЕР}}, выдан {{ПАСПОРТ_ВЫДАН}} {{ПАСПОРТ_ДАТА_ВЫДАЧИ}}, код подразделения: {{ПАСПОРТ_КОД}}, зарегистрирован(а) по адресу: {{ПОКУПАТЕЛЬ_АДРЕС}}, именуемый(ая) в дальнейшем </w:t>
-      </w:r>
-      <w:r>
-        <w:rPr>
-          <w:rFonts w:ascii="Times New Roman" w:eastAsia="Cambria" w:hAnsi="Times New Roman" w:cs="Times New Roman"/>
-          <w:b/>
-          <w:sz w:val="20"/>
-          <w:szCs w:val="20"/>
-          <w:lang w:val="ru-RU"/>
-        </w:rPr>
-        <w:t>«Принципал»</w:t>
-      </w:r>
-      <w:r>
-        <w:rPr>
-          <w:rFonts w:ascii="Times New Roman" w:eastAsia="Cambria" w:hAnsi="Times New Roman" w:cs="Times New Roman"/>
-          <w:sz w:val="20"/>
-          <w:szCs w:val="20"/>
-          <w:lang w:val="ru-RU"/>
-        </w:rPr>
-        <w:t xml:space="preserve">, с другой стороны, совместно именуемые </w:t>
-      </w:r>
-      <w:r>
-        <w:rPr>
-          <w:rFonts w:ascii="Times New Roman" w:eastAsia="Cambria" w:hAnsi="Times New Roman" w:cs="Times New Roman"/>
-          <w:b/>
-          <w:sz w:val="20"/>
-          <w:szCs w:val="20"/>
-          <w:lang w:val="ru-RU"/>
-        </w:rPr>
-        <w:t>«Стороны»</w:t>
-      </w:r>
-      <w:r>
-        <w:rPr>
-          <w:rFonts w:ascii="Times New Roman" w:eastAsia="Cambria" w:hAnsi="Times New Roman" w:cs="Times New Roman"/>
-          <w:sz w:val="20"/>
-          <w:szCs w:val="20"/>
-          <w:lang w:val="ru-RU"/>
-        </w:rPr>
-        <w:t>, составили настоящий Акт о нижеследующем:</w:t>
+        <w:t>{{ПОКУПАТЕЛЬ_ПОЛНЫЕ_ДАННЫЕ}}, именуемый(ая) в дальнейшем «Принципал», с другой стороны, совместно именуемые «Стороны», составили настоящий Акт о нижеследующем:</w:t>
       </w:r>
     </w:p>
     <w:p>
@@ -1195,6 +1157,7 @@
     </w:p>
     <w:sectPr>
       <w:footerReference w:type="default" r:id="rId10"/>
+      <w:headerReference w:type="default" r:id="rId13"/>
       <w:pgSz w:w="11906" w:h="16838"/>
       <w:pgMar w:top="1134" w:right="850" w:bottom="1134" w:left="1417" w:header="510" w:footer="720" w:gutter="0"/>
       <w:cols w:space="720"/>
@@ -1397,6 +1360,16 @@
     </w:p>
   </w:footnote>
 </w:footnotes>
+</file>
+
+<file path=word/header1.xml><?xml version="1.0" encoding="utf-8"?>
+<w:hdr xmlns:m="http://schemas.openxmlformats.org/officeDocument/2006/math" xmlns:mc="http://schemas.openxmlformats.org/markup-compatibility/2006" xmlns:mo="http://schemas.microsoft.com/office/mac/office/2008/main" xmlns:mv="urn:schemas-microsoft-com:mac:vml" xmlns:o="urn:schemas-microsoft-com:office:office" xmlns:r="http://schemas.openxmlformats.org/officeDocument/2006/relationships" xmlns:v="urn:schemas-microsoft-com:vml" xmlns:w10="urn:schemas-microsoft-com:office:word" xmlns:w14="http://schemas.microsoft.com/office/word/2010/wordml" xmlns:w="http://schemas.openxmlformats.org/wordprocessingml/2006/main" xmlns:wne="http://schemas.microsoft.com/office/word/2006/wordml" xmlns:wp14="http://schemas.microsoft.com/office/word/2010/wordprocessingDrawing" xmlns:wp="http://schemas.openxmlformats.org/drawingml/2006/wordprocessingDrawing" xmlns:wpc="http://schemas.microsoft.com/office/word/2010/wordprocessingCanvas" xmlns:wpg="http://schemas.microsoft.com/office/word/2010/wordprocessingGroup" xmlns:wpi="http://schemas.microsoft.com/office/word/2010/wordprocessingInk" xmlns:wps="http://schemas.microsoft.com/office/word/2010/wordprocessingShape" mc:Ignorable="w14 wp14">
+  <w:p>
+    <w:pPr>
+      <w:pStyle w:val="Header"/>
+    </w:pPr>
+  </w:p>
+</w:hdr>
 </file>
 
 <file path=word/numbering.xml><?xml version="1.0" encoding="utf-8"?>
